--- a/public/downloads/Employee-AI-Acknowledgment-Letter.docx
+++ b/public/downloads/Employee-AI-Acknowledgment-Letter.docx
@@ -15,19 +15,18 @@
           <w:szCs w:val="30"/>
           <w:rFonts w:ascii="Calibri" w:cs="Calibri" w:eastAsia="Calibri" w:hAnsi="Calibri"/>
         </w:rPr>
-        <w:t xml:space="preserve">i-NETT</w:t>
+        <w:t xml:space="preserve">FORTIFY</w:t>
       </w:r>
       <w:r>
         <w:rPr>
           <w:b/>
           <w:bCs/>
           <w:color w:val="12A5DB"/>
-          <w:sz w:val="17"/>
-          <w:szCs w:val="17"/>
-          <w:rFonts w:ascii="Calibri" w:cs="Calibri" w:eastAsia="Calibri" w:hAnsi="Calibri"/>
-          <w:spacing w:val="20"/>
-        </w:rPr>
-        <w:t xml:space="preserve">  ·  FORTIFY AI</w:t>
+          <w:sz w:val="30"/>
+          <w:szCs w:val="30"/>
+          <w:rFonts w:ascii="Calibri" w:cs="Calibri" w:eastAsia="Calibri" w:hAnsi="Calibri"/>
+        </w:rPr>
+        <w:t xml:space="preserve"> AI</w:t>
       </w:r>
     </w:p>
     <w:p>
@@ -452,7 +451,7 @@
           <w:szCs w:val="17"/>
           <w:rFonts w:ascii="Calibri" w:cs="Calibri" w:eastAsia="Calibri" w:hAnsi="Calibri"/>
         </w:rPr>
-        <w:t xml:space="preserve">Retain the signed copy in the employee’s file. Provided by i-NETT / Fortify AI.</w:t>
+        <w:t xml:space="preserve">Retain the signed copy in the employee’s file. Provided by Fortify AI.</w:t>
       </w:r>
     </w:p>
     <w:sectPr>
@@ -486,7 +485,7 @@
         <w:szCs w:val="15"/>
         <w:rFonts w:ascii="Calibri" w:cs="Calibri" w:eastAsia="Calibri" w:hAnsi="Calibri"/>
       </w:rPr>
-      <w:t xml:space="preserve">i-NETT · Fortify AI</w:t>
+      <w:t xml:space="preserve">FORTIFY AI</w:t>
     </w:r>
     <w:r>
       <w:rPr>

--- a/public/downloads/Employee-AI-Acknowledgment-Letter.docx
+++ b/public/downloads/Employee-AI-Acknowledgment-Letter.docx
@@ -451,7 +451,7 @@
           <w:szCs w:val="17"/>
           <w:rFonts w:ascii="Calibri" w:cs="Calibri" w:eastAsia="Calibri" w:hAnsi="Calibri"/>
         </w:rPr>
-        <w:t xml:space="preserve">Retain the signed copy in the employee’s file. Provided by Fortify AI.</w:t>
+        <w:t xml:space="preserve">Template — not legal advice. Review with your legal team before use. Retain the signed copy in the employee’s file. Issued August 18, 2026 · review monthly · Provided by Fortify AI.</w:t>
       </w:r>
     </w:p>
     <w:sectPr>

--- a/public/downloads/Employee-AI-Acknowledgment-Letter.docx
+++ b/public/downloads/Employee-AI-Acknowledgment-Letter.docx
@@ -136,6 +136,8 @@
     <w:p>
       <w:pPr>
         <w:pStyle w:val="Heading2"/>
+        <w:keepNext/>
+        <w:keepLines/>
         <w:spacing w:before="260" w:after="90"/>
       </w:pPr>
       <w:r>
@@ -291,6 +293,9 @@
         <w:gridCol w:w="9360"/>
       </w:tblGrid>
       <w:tr>
+        <w:trPr>
+          <w:cantSplit/>
+        </w:trPr>
         <w:tc>
           <w:tcPr>
             <w:tcW w:type="dxa" w:w="9360"/>
@@ -503,7 +508,7 @@
         <w:szCs w:val="15"/>
         <w:rFonts w:ascii="Calibri" w:cs="Calibri" w:eastAsia="Calibri" w:hAnsi="Calibri"/>
       </w:rPr>
-      <w:t xml:space="preserve">AI Usage Policy Framework</w:t>
+      <w:t xml:space="preserve">Employee AI Acknowledgment</w:t>
     </w:r>
     <w:r>
       <w:rPr>
